--- a/pr-preview/pr-438/correlation-regression-handout-tracked-changes.docx
+++ b/pr-preview/pr-438/correlation-regression-handout-tracked-changes.docx
@@ -16,7 +16,7 @@
       </w:pPr>
       <w:del w:id="1" w:author="PR Preview" w:date="2026-01-01T00:00:00Z">
         <w:r>
-          <w:delText xml:space="preserve">Last modified: 2026-10-22 14:07:34 (PDT)</w:delText>
+          <w:delText xml:space="preserve">Last modified: 2026-10-26 12:20:42 (PDT)</w:delText>
         </w:r>
       </w:del>
     </w:p>
@@ -26,7 +26,7 @@
       </w:pPr>
       <w:ins w:id="2" w:author="PR Preview" w:date="2026-01-01T00:00:00Z">
         <w:r>
-          <w:t xml:space="preserve">Last modified: 2026-10-22 15:07:28 (PDT)</w:t>
+          <w:t xml:space="preserve">Last modified: 2026-10-26 12:25:07 (PDT)</w:t>
         </w:r>
       </w:ins>
     </w:p>
@@ -4527,7 +4527,7 @@
         <m:sSub>
           <m:e>
             <m:r>
-              <m:t>ν</m:t>
+              <m:t>δ</m:t>
             </m:r>
           </m:e>
           <m:sub>
@@ -4637,7 +4637,7 @@
           <m:sSub>
             <m:e>
               <m:r>
-                <m:t>ν</m:t>
+                <m:t>δ</m:t>
               </m:r>
             </m:e>
             <m:sub>
@@ -4808,7 +4808,7 @@
         <m:sSub>
           <m:e>
             <m:r>
-              <m:t>ν</m:t>
+              <m:t>δ</m:t>
             </m:r>
           </m:e>
           <m:sub>
@@ -4898,7 +4898,7 @@
         <m:sSub>
           <m:e>
             <m:r>
-              <m:t>ν</m:t>
+              <m:t>δ</m:t>
             </m:r>
           </m:e>
           <m:sub>
@@ -4944,7 +4944,7 @@
               <m:sSub>
                 <m:e>
                   <m:r>
-                    <m:t>ν</m:t>
+                    <m:t>δ</m:t>
                   </m:r>
                 </m:e>
                 <m:sub>
@@ -4998,7 +4998,7 @@
               <m:sSub>
                 <m:e>
                   <m:r>
-                    <m:t>ν</m:t>
+                    <m:t>δ</m:t>
                   </m:r>
                 </m:e>
                 <m:sub>
@@ -5160,7 +5160,7 @@
               <m:sSub>
                 <m:e>
                   <m:r>
-                    <m:t>ν</m:t>
+                    <m:t>δ</m:t>
                   </m:r>
                 </m:e>
                 <m:sub>
@@ -5690,7 +5690,7 @@
         <m:sSub>
           <m:e>
             <m:r>
-              <m:t>ν</m:t>
+              <m:t>δ</m:t>
             </m:r>
           </m:e>
           <m:sub>
@@ -5718,7 +5718,7 @@
         <m:sSub>
           <m:e>
             <m:r>
-              <m:t>ν</m:t>
+              <m:t>δ</m:t>
             </m:r>
           </m:e>
           <m:sub>
@@ -5769,7 +5769,7 @@
               <m:sSub>
                 <m:e>
                   <m:r>
-                    <m:t>ν</m:t>
+                    <m:t>δ</m:t>
                   </m:r>
                 </m:e>
                 <m:sub>
@@ -5848,7 +5848,7 @@
               <m:sSub>
                 <m:e>
                   <m:r>
-                    <m:t>ν</m:t>
+                    <m:t>δ</m:t>
                   </m:r>
                 </m:e>
                 <m:sub>
@@ -5869,7 +5869,7 @@
               <m:sSub>
                 <m:e>
                   <m:r>
-                    <m:t>ν</m:t>
+                    <m:t>δ</m:t>
                   </m:r>
                 </m:e>
                 <m:sub>
@@ -6050,7 +6050,7 @@
               <m:sSub>
                 <m:e>
                   <m:r>
-                    <m:t>ν</m:t>
+                    <m:t>δ</m:t>
                   </m:r>
                 </m:e>
                 <m:sub>
@@ -6219,7 +6219,7 @@
               <m:sSub>
                 <m:e>
                   <m:r>
-                    <m:t>ν</m:t>
+                    <m:t>δ</m:t>
                   </m:r>
                 </m:e>
                 <m:sub>
@@ -6388,7 +6388,7 @@
               <m:sSub>
                 <m:e>
                   <m:r>
-                    <m:t>ν</m:t>
+                    <m:t>δ</m:t>
                   </m:r>
                 </m:e>
                 <m:sub>
@@ -6512,7 +6512,7 @@
               <m:sSub>
                 <m:e>
                   <m:r>
-                    <m:t>ν</m:t>
+                    <m:t>δ</m:t>
                   </m:r>
                 </m:e>
                 <m:sub>
@@ -6642,7 +6642,7 @@
               <m:sSub>
                 <m:e>
                   <m:r>
-                    <m:t>ν</m:t>
+                    <m:t>δ</m:t>
                   </m:r>
                 </m:e>
                 <m:sub>
@@ -6756,7 +6756,7 @@
               <m:sSub>
                 <m:e>
                   <m:r>
-                    <m:t>ν</m:t>
+                    <m:t>δ</m:t>
                   </m:r>
                 </m:e>
                 <m:sub>
@@ -6822,7 +6822,7 @@
               <m:sSub>
                 <m:e>
                   <m:r>
-                    <m:t>ν</m:t>
+                    <m:t>δ</m:t>
                   </m:r>
                 </m:e>
                 <m:sub>
@@ -6964,7 +6964,7 @@
           <m:sSub>
             <m:e>
               <m:r>
-                <m:t>ν</m:t>
+                <m:t>δ</m:t>
               </m:r>
             </m:e>
             <m:sub>
@@ -7166,7 +7166,7 @@
           </m:e>
           <m:sub>
             <m:r>
-              <m:t>ν</m:t>
+              <m:t>δ</m:t>
             </m:r>
           </m:sub>
         </m:sSub>
@@ -7189,7 +7189,7 @@
           </m:e>
           <m:sub>
             <m:r>
-              <m:t>ν</m:t>
+              <m:t>δ</m:t>
             </m:r>
           </m:sub>
         </m:sSub>
@@ -7207,7 +7207,7 @@
         <m:sSub>
           <m:e>
             <m:r>
-              <m:t>ν</m:t>
+              <m:t>δ</m:t>
             </m:r>
           </m:e>
           <m:sub>
@@ -7307,7 +7307,7 @@
         <m:sSub>
           <m:e>
             <m:r>
-              <m:t>ν</m:t>
+              <m:t>δ</m:t>
             </m:r>
           </m:e>
           <m:sub>
@@ -7340,7 +7340,7 @@
                 </m:e>
                 <m:sub>
                   <m:r>
-                    <m:t>ν</m:t>
+                    <m:t>δ</m:t>
                   </m:r>
                 </m:sub>
               </m:sSub>
@@ -7388,7 +7388,7 @@
                   <m:sSub>
                     <m:e>
                       <m:r>
-                        <m:t>ν</m:t>
+                        <m:t>δ</m:t>
                       </m:r>
                     </m:e>
                     <m:sub>
@@ -7527,7 +7527,7 @@
               <m:sSub>
                 <m:e>
                   <m:r>
-                    <m:t>ν</m:t>
+                    <m:t>δ</m:t>
                   </m:r>
                 </m:e>
                 <m:sub>
@@ -7852,7 +7852,7 @@
                 </m:e>
                 <m:sub>
                   <m:r>
-                    <m:t>ν</m:t>
+                    <m:t>δ</m:t>
                   </m:r>
                 </m:sub>
               </m:sSub>
@@ -7912,7 +7912,7 @@
                 </m:e>
                 <m:sub>
                   <m:r>
-                    <m:t>ν</m:t>
+                    <m:t>δ</m:t>
                   </m:r>
                 </m:sub>
               </m:sSub>
@@ -8040,7 +8040,7 @@
               <m:sSub>
                 <m:e>
                   <m:r>
-                    <m:t>ν</m:t>
+                    <m:t>δ</m:t>
                   </m:r>
                 </m:e>
                 <m:sub>
@@ -8616,7 +8616,7 @@
                 </m:e>
                 <m:sub>
                   <m:r>
-                    <m:t>ν</m:t>
+                    <m:t>δ</m:t>
                   </m:r>
                 </m:sub>
               </m:sSub>
@@ -9188,7 +9188,7 @@
         <m:sSub>
           <m:e>
             <m:r>
-              <m:t>ν</m:t>
+              <m:t>δ</m:t>
             </m:r>
           </m:e>
           <m:sub>
@@ -9306,7 +9306,7 @@
         <m:sSub>
           <m:e>
             <m:r>
-              <m:t>ν</m:t>
+              <m:t>δ</m:t>
             </m:r>
           </m:e>
           <m:sub>
@@ -9336,7 +9336,7 @@
         <m:sSub>
           <m:e>
             <m:r>
-              <m:t>ν</m:t>
+              <m:t>δ</m:t>
             </m:r>
           </m:e>
           <m:sub>
@@ -9435,7 +9435,7 @@
                   <m:sSub>
                     <m:e>
                       <m:r>
-                        <m:t>ν</m:t>
+                        <m:t>δ</m:t>
                       </m:r>
                     </m:e>
                     <m:sub>
@@ -9483,7 +9483,7 @@
                   <m:sSub>
                     <m:e>
                       <m:r>
-                        <m:t>ν</m:t>
+                        <m:t>δ</m:t>
                       </m:r>
                     </m:e>
                     <m:sub>
@@ -9892,7 +9892,7 @@
                       <m:sSub>
                         <m:e>
                           <m:r>
-                            <m:t>ν</m:t>
+                            <m:t>δ</m:t>
                           </m:r>
                         </m:e>
                         <m:sub>
@@ -9983,7 +9983,7 @@
         <m:sSub>
           <m:e>
             <m:r>
-              <m:t>ν</m:t>
+              <m:t>δ</m:t>
             </m:r>
           </m:e>
           <m:sub>
@@ -10013,7 +10013,7 @@
         <m:sSub>
           <m:e>
             <m:r>
-              <m:t>ν</m:t>
+              <m:t>δ</m:t>
             </m:r>
           </m:e>
           <m:sub>
@@ -10054,7 +10054,7 @@
         <m:sSub>
           <m:e>
             <m:r>
-              <m:t>ν</m:t>
+              <m:t>δ</m:t>
             </m:r>
           </m:e>
           <m:sub>
@@ -10288,7 +10288,7 @@
           <m:sSub>
             <m:e>
               <m:r>
-                <m:t>ν</m:t>
+                <m:t>δ</m:t>
               </m:r>
             </m:e>
             <m:sub>
@@ -10705,7 +10705,7 @@
           <m:sSub>
             <m:e>
               <m:r>
-                <m:t>ν</m:t>
+                <m:t>δ</m:t>
               </m:r>
             </m:e>
             <m:sub>
@@ -10880,7 +10880,7 @@
         <m:sSub>
           <m:e>
             <m:r>
-              <m:t>ν</m:t>
+              <m:t>δ</m:t>
             </m:r>
           </m:e>
           <m:sub>
@@ -12101,7 +12101,7 @@
         <w:t xml:space="preserve"> </w:t>
       </w:r>
       <w:r>
-        <w:t xml:space="preserve">$r_i(\mathord{\smash[b]{\underset{\raise.3ex\hbox{$\scriptstyle\sim$}}{\theta}}\vphantom{\theta}}) \stackrel{\text{def}}{=}y_i- \mu(x_i; \mathord{\smash[b]{\underset{\raise.3ex\hbox{$\scriptstyle\sim$}}{\theta}}\vphantom{\theta}})$</w:t>
+        <w:t xml:space="preserve">$\hat{\varepsilon}_i(\mathord{\smash[b]{\underset{\raise.3ex\hbox{$\scriptstyle\sim$}}{\theta}}\vphantom{\theta}}) \stackrel{\text{def}}{=}y_i- \mu(x_i; \mathord{\smash[b]{\underset{\raise.3ex\hbox{$\scriptstyle\sim$}}{\theta}}\vphantom{\theta}})$</w:t>
       </w:r>
       <w:r>
         <w:t xml:space="preserve"> </w:t>
@@ -12124,7 +12124,7 @@
         <w:pStyle w:val="BodyText"/>
       </w:pPr>
       <w:r>
-        <w:t xml:space="preserve">$$\text{RSS}(\mathord{\smash[b]{\underset{\raise.3ex\hbox{$\scriptstyle\sim$}}{\theta}}\vphantom{\theta}}) \stackrel{\text{def}}{=}\sum_{i=1}^nr_i(\mathord{\smash[b]{\underset{\raise.3ex\hbox{$\scriptstyle\sim$}}{\theta}}\vphantom{\theta}})^2.$$</w:t>
+        <w:t xml:space="preserve">$$\text{RSS}(\mathord{\smash[b]{\underset{\raise.3ex\hbox{$\scriptstyle\sim$}}{\theta}}\vphantom{\theta}}) \stackrel{\text{def}}{=}\sum_{i=1}^n\hat{\varepsilon}_i(\mathord{\smash[b]{\underset{\raise.3ex\hbox{$\scriptstyle\sim$}}{\theta}}\vphantom{\theta}})^2.$$</w:t>
       </w:r>
     </w:p>
     <w:p>
@@ -12147,7 +12147,7 @@
         <w:t xml:space="preserve"> </w:t>
       </w:r>
       <w:r>
-        <w:t xml:space="preserve">$r_i(\hat{\mathord{\smash[b]{\underset{\raise.3ex\hbox{$\scriptstyle\sim$}}{\theta}}\vphantom{\theta}}})$</w:t>
+        <w:t xml:space="preserve">$\hat{\varepsilon}_i(\hat{\mathord{\smash[b]{\underset{\raise.3ex\hbox{$\scriptstyle\sim$}}{\theta}}\vphantom{\theta}}})$</w:t>
       </w:r>
       <w:r>
         <w:t xml:space="preserve"> </w:t>
@@ -12172,9 +12172,16 @@
       <m:oMath>
         <m:sSub>
           <m:e>
-            <m:r>
-              <m:t>r</m:t>
-            </m:r>
+            <m:acc>
+              <m:accPr>
+                <m:chr m:val="̂"/>
+              </m:accPr>
+              <m:e>
+                <m:r>
+                  <m:t>ε</m:t>
+                </m:r>
+              </m:e>
+            </m:acc>
           </m:e>
           <m:sub>
             <m:r>
@@ -12344,10 +12351,10 @@
         <w:t xml:space="preserve">$$
     \begin{aligned}
     \text{RSS}(\beta_{0}, \beta_{x})
-    &amp;= \sum_{i=1}^nr_i(\beta_{0}, \beta_{x})^2
+    &amp;= \sum_{i=1}^n\hat{\varepsilon}_i(\beta_{0}, \beta_{x})^2
     &amp;&amp; \text{(definition of RSS)}\\
     &amp;= \sum_{i=1}^n\mathopen{}\left(y_i- \mu(x_i; \beta_{0}, \beta_{x})\right)\mathclose{}^2
-    &amp;&amp; \text{(definition of $r_i(\mathord{\smash[b]{\underset{\raise.3ex\hbox{$\scriptstyle\sim$}}{\theta}}\vphantom{\theta}})$)}\\
+    &amp;&amp; \text{(definition of $\hat{\varepsilon}_i(\mathord{\smash[b]{\underset{\raise.3ex\hbox{$\scriptstyle\sim$}}{\theta}}\vphantom{\theta}})$)}\\
     &amp;= \sum_{i=1}^n\mathopen{}\left(y_i- (\beta_{0}+ \beta_{x} x_i)\right)\mathclose{}^2
     &amp;&amp; \text{(definition of $\mu(x)$)}\\
     &amp;= \sum_{i=1}^n(y_i- \beta_{0}- \beta_{x} x_i)^2
@@ -13875,16 +13882,16 @@
       <w:r>
         <w:t xml:space="preserve">$$
     \begin{aligned}
-    \varepsilon_i^2
+    {\varepsilon_{\text{pred}}}_i^2
     &amp;= (\hat y_i- y_i)^2
     &amp;&amp; \text{(definition of prediction error)}\\
     &amp;= \mathopen{}\left(\mu(x_i; \mathord{\smash[b]{\underset{\raise.3ex\hbox{$\scriptstyle\sim$}}{\theta}}\vphantom{\theta}}) - y_i\right)\mathclose{}^2
     &amp;&amp; \text{(definition of $\hat y_i$)}\\
     &amp;= \mathopen{}\left(-\mathopen{}\left(y_i- \mu(x_i; \mathord{\smash[b]{\underset{\raise.3ex\hbox{$\scriptstyle\sim$}}{\theta}}\vphantom{\theta}})\right)\mathclose{}\right)\mathclose{}^2
     &amp;&amp; \text{(factor out $-1$)}\\
-    &amp;= \mathopen{}\left(-r_i(\mathord{\smash[b]{\underset{\raise.3ex\hbox{$\scriptstyle\sim$}}{\theta}}\vphantom{\theta}})\right)\mathclose{}^2
-    &amp;&amp; \text{(definition of $r_i(\mathord{\smash[b]{\underset{\raise.3ex\hbox{$\scriptstyle\sim$}}{\theta}}\vphantom{\theta}})$)}\\
-    &amp;= r_i(\mathord{\smash[b]{\underset{\raise.3ex\hbox{$\scriptstyle\sim$}}{\theta}}\vphantom{\theta}})^2
+    &amp;= \mathopen{}\left(-\hat{\varepsilon}_i(\mathord{\smash[b]{\underset{\raise.3ex\hbox{$\scriptstyle\sim$}}{\theta}}\vphantom{\theta}})\right)\mathclose{}^2
+    &amp;&amp; \text{(definition of $\hat{\varepsilon}_i(\mathord{\smash[b]{\underset{\raise.3ex\hbox{$\scriptstyle\sim$}}{\theta}}\vphantom{\theta}})$)}\\
+    &amp;= \hat{\varepsilon}_i(\mathord{\smash[b]{\underset{\raise.3ex\hbox{$\scriptstyle\sim$}}{\theta}}\vphantom{\theta}})^2
     &amp;&amp; \text{($(-a)^2 = a^2$)}
     \end{aligned}
     $$</w:t>
@@ -13917,10 +13924,10 @@
         <w:t xml:space="preserve">$$
     \begin{aligned}
     {\operatorname{sMSE}\mathopen{}\left(\hat y\right)\mathclose{}}
-    &amp;= \frac{1}{n}\sum_{i=1}^n\varepsilon_i^2
+    &amp;= \frac{1}{n}\sum_{i=1}^n{\varepsilon_{\text{pred}}}_i^2
     &amp;&amp; \text{(definition of sMSE)}\\
-    &amp;= \frac{1}{n}\sum_{i=1}^nr_i(\mathord{\smash[b]{\underset{\raise.3ex\hbox{$\scriptstyle\sim$}}{\theta}}\vphantom{\theta}})^2
-    &amp;&amp; \text{($\varepsilon_i^2 = r_i(\mathord{\smash[b]{\underset{\raise.3ex\hbox{$\scriptstyle\sim$}}{\theta}}\vphantom{\theta}})^2$)}\\
+    &amp;= \frac{1}{n}\sum_{i=1}^n\hat{\varepsilon}_i(\mathord{\smash[b]{\underset{\raise.3ex\hbox{$\scriptstyle\sim$}}{\theta}}\vphantom{\theta}})^2
+    &amp;&amp; \text{(${\varepsilon_{\text{pred}}}_i^2 = \hat{\varepsilon}_i(\mathord{\smash[b]{\underset{\raise.3ex\hbox{$\scriptstyle\sim$}}{\theta}}\vphantom{\theta}})^2$)}\\
     &amp;= \frac{1}{n} \text{RSS}(\mathord{\smash[b]{\underset{\raise.3ex\hbox{$\scriptstyle\sim$}}{\theta}}\vphantom{\theta}})
     &amp;&amp; \text{(definition of RSS)}
     \end{aligned}
@@ -15886,7 +15893,31 @@
               <w:rPr>
                 <w:rStyle w:val="NormalTok"/>
               </w:rPr>
-              <w:t xml:space="preserve">(beta[</w:t>
+              <w:t xml:space="preserve">(</w:t>
+            </w:r>
+            <w:r>
+              <w:rPr>
+                <w:rStyle w:val="StringTok"/>
+              </w:rPr>
+              <w:t xml:space="preserve">"Intercept, "</w:t>
+            </w:r>
+            <w:r>
+              <w:rPr>
+                <w:rStyle w:val="NormalTok"/>
+              </w:rPr>
+              <w:t xml:space="preserve"> </w:t>
+            </w:r>
+            <w:r>
+              <w:rPr>
+                <w:rStyle w:val="SpecialCharTok"/>
+              </w:rPr>
+              <w:t xml:space="preserve">*</w:t>
+            </w:r>
+            <w:r>
+              <w:rPr>
+                <w:rStyle w:val="NormalTok"/>
+              </w:rPr>
+              <w:t xml:space="preserve"> beta[</w:t>
             </w:r>
             <w:r>
               <w:rPr>
@@ -15931,7 +15962,31 @@
               <w:rPr>
                 <w:rStyle w:val="NormalTok"/>
               </w:rPr>
-              <w:t xml:space="preserve">(beta[x]),</w:t>
+              <w:t xml:space="preserve">(</w:t>
+            </w:r>
+            <w:r>
+              <w:rPr>
+                <w:rStyle w:val="StringTok"/>
+              </w:rPr>
+              <w:t xml:space="preserve">"Slope, "</w:t>
+            </w:r>
+            <w:r>
+              <w:rPr>
+                <w:rStyle w:val="NormalTok"/>
+              </w:rPr>
+              <w:t xml:space="preserve"> </w:t>
+            </w:r>
+            <w:r>
+              <w:rPr>
+                <w:rStyle w:val="SpecialCharTok"/>
+              </w:rPr>
+              <w:t xml:space="preserve">*</w:t>
+            </w:r>
+            <w:r>
+              <w:rPr>
+                <w:rStyle w:val="NormalTok"/>
+              </w:rPr>
+              <w:t xml:space="preserve"> beta[x]),</w:t>
             </w:r>
             <w:r>
               <w:br/>
@@ -17500,7 +17555,7 @@
                   <m:nor/>
                   <m:sty m:val="p"/>
                 </m:rPr>
-                <m:t>(split the sum)</m:t>
+                <m:t>(distribute the sum over the terms)</m:t>
               </m:r>
             </m:e>
             <m:e>
@@ -18784,7 +18839,7 @@
                   <m:nor/>
                   <m:sty m:val="p"/>
                 </m:rPr>
-                <m:t>(split the sum)</m:t>
+                <m:t>(distribute the sum over the terms)</m:t>
               </m:r>
             </m:e>
             <m:e>
@@ -21821,7 +21876,7 @@
                   <m:nor/>
                   <m:sty m:val="p"/>
                 </m:rPr>
-                <m:t>(split the sum)</m:t>
+                <m:t>(distribute the sum over the terms)</m:t>
               </m:r>
             </m:e>
             <m:e>
@@ -27534,7 +27589,7 @@
                   <m:nor/>
                   <m:sty m:val="p"/>
                 </m:rPr>
-                <m:t>(split the sum)</m:t>
+                <m:t>(distribute the sum over the terms)</m:t>
               </m:r>
             </m:e>
             <m:e>
@@ -29133,7 +29188,7 @@
                   <m:nor/>
                   <m:sty m:val="p"/>
                 </m:rPr>
-                <m:t>(split the sum)</m:t>
+                <m:t>(distribute the sum over the terms)</m:t>
               </m:r>
             </m:e>
             <m:e>
@@ -38502,8 +38557,8 @@
     &amp;&amp; \text{(matrices add entrywise)}\\
     &amp;= \begin{pmatrix} n &amp; \sum_{i=1}^nx_i\\ \sum_{i=1}^nx_i&amp; \sum_{i=1}^nx_i^2 \end{pmatrix}
     &amp;&amp; \text{(sum of a constant)}\\
-    &amp;= \begin{pmatrix} n &amp; n\bar{x}\\ n\bar{x}&amp; \sum_{i=1}^nx_i^2 \end{pmatrix}
-    &amp;&amp; \text{($\sum_{i=1}^nx_i= n \bar{x}$)}
+    &amp;= \begin{pmatrix} n &amp; n{\bar{x}}\\ n{\bar{x}}&amp; \sum_{i=1}^nx_i^2 \end{pmatrix}
+    &amp;&amp; \text{($\sum_{i=1}^nx_i= n {\bar{x}}$)}
     \end{aligned}
     $$</w:t>
       </w:r>
@@ -38522,8 +38577,8 @@
     &amp;&amp; \text{(scalar times a vector)}\\
     &amp;= \begin{pmatrix} \sum_{i=1}^ny_i\\ \sum_{i=1}^nx_iy_i\end{pmatrix}
     &amp;&amp; \text{(vectors add entrywise)}\\
-    &amp;= \begin{pmatrix} n\bar{y}\\ \sum_{i=1}^nx_iy_i\end{pmatrix}
-    &amp;&amp; \text{($\sum_{i=1}^ny_i= n \bar{y}$)}
+    &amp;= \begin{pmatrix} n{\bar{y}}\\ \sum_{i=1}^nx_iy_i\end{pmatrix}
+    &amp;&amp; \text{($\sum_{i=1}^ny_i= n {\bar{y}}$)}
     \end{aligned}
     $$</w:t>
       </w:r>
@@ -41661,96 +41716,96 @@
     \begin{aligned}
     A^{-1} \mathord{\smash[b]{\underset{\raise.3ex\hbox{$\scriptstyle\sim$}}{c}}\vphantom{c}}
     &amp;= \frac{1}{\det A}
-      \begin{pmatrix} \sum_{i=1}^nx_i^2 &amp; -n\bar{x}\\ -n\bar{x}&amp; n \end{pmatrix}
+      \begin{pmatrix} \sum_{i=1}^nx_i^2 &amp; -n{\bar{x}}\\ -n{\bar{x}}&amp; n \end{pmatrix}
       \mathord{\smash[b]{\underset{\raise.3ex\hbox{$\scriptstyle\sim$}}{c}}\vphantom{c}}
     &amp;&amp; \text{(inverse of a $2 \times 2$ matrix)}\\
     &amp;= \frac{1}{n S_{xx}}
-      \begin{pmatrix} \sum_{i=1}^nx_i^2 &amp; -n\bar{x}\\ -n\bar{x}&amp; n \end{pmatrix}
+      \begin{pmatrix} \sum_{i=1}^nx_i^2 &amp; -n{\bar{x}}\\ -n{\bar{x}}&amp; n \end{pmatrix}
       \mathord{\smash[b]{\underset{\raise.3ex\hbox{$\scriptstyle\sim$}}{c}}\vphantom{c}}
     &amp;&amp; \text{($\det A = n S_{xx}$)}\\
     &amp;= \frac{1}{n S_{xx}}
-      \begin{pmatrix} \sum_{i=1}^nx_i^2 &amp; -n\bar{x}\\ -n\bar{x}&amp; n \end{pmatrix}
-      \begin{pmatrix} n\bar{y}\\ \sum_{i=1}^nx_iy_i\end{pmatrix}
+      \begin{pmatrix} \sum_{i=1}^nx_i^2 &amp; -n{\bar{x}}\\ -n{\bar{x}}&amp; n \end{pmatrix}
+      \begin{pmatrix} n{\bar{y}}\\ \sum_{i=1}^nx_iy_i\end{pmatrix}
     &amp;&amp; \text{(substitute $\mathord{\smash[b]{\underset{\raise.3ex\hbox{$\scriptstyle\sim$}}{c}}\vphantom{c}}$)}\\
     &amp;= \frac{1}{n S_{xx}}
       \begin{pmatrix}
-      \sum_{i=1}^nx_i^2 \cdot n\bar{y}+ \mathopen{}\left(-n\bar{x}\right)\mathclose{} \sum_{i=1}^nx_iy_i\\
-      \mathopen{}\left(-n\bar{x}\right)\mathclose{} \cdot n\bar{y}+ n \sum_{i=1}^nx_iy_i
+      \sum_{i=1}^nx_i^2 \cdot n{\bar{y}}+ \mathopen{}\left(-n{\bar{x}}\right)\mathclose{} \sum_{i=1}^nx_iy_i\\
+      \mathopen{}\left(-n{\bar{x}}\right)\mathclose{} \cdot n{\bar{y}}+ n \sum_{i=1}^nx_iy_i
       \end{pmatrix}
     &amp;&amp; \text{(matrix times a vector)}\\
     &amp;= \frac{1}{n S_{xx}}
       \begin{pmatrix}
-      n \bar{y}\sum_{i=1}^nx_i^2 - n \bar{x}\sum_{i=1}^nx_iy_i\\
-      -n^2 \bar{x}\bar{y}+ n \sum_{i=1}^nx_iy_i
+      n {\bar{y}}\sum_{i=1}^nx_i^2 - n {\bar{x}}\sum_{i=1}^nx_iy_i\\
+      -n^2 {\bar{x}}{\bar{y}}+ n \sum_{i=1}^nx_iy_i
       \end{pmatrix}
     &amp;&amp; \text{(multiply out the products)}\\
     &amp;= \frac{1}{n S_{xx}} \, n
       \begin{pmatrix}
-      \bar{y}\sum_{i=1}^nx_i^2 - \bar{x}\sum_{i=1}^nx_iy_i\\
-      -n \bar{x}\bar{y}+ \sum_{i=1}^nx_iy_i
+      {\bar{y}}\sum_{i=1}^nx_i^2 - {\bar{x}}\sum_{i=1}^nx_iy_i\\
+      -n {\bar{x}}{\bar{y}}+ \sum_{i=1}^nx_iy_i
       \end{pmatrix}
     &amp;&amp; \text{(factor $n$ out of the vector)}\\
     &amp;= \frac{1}{S_{xx}}
       \begin{pmatrix}
-      \bar{y}\sum_{i=1}^nx_i^2 - \bar{x}\sum_{i=1}^nx_iy_i\\
-      -n \bar{x}\bar{y}+ \sum_{i=1}^nx_iy_i
+      {\bar{y}}\sum_{i=1}^nx_i^2 - {\bar{x}}\sum_{i=1}^nx_iy_i\\
+      -n {\bar{x}}{\bar{y}}+ \sum_{i=1}^nx_iy_i
       \end{pmatrix}
     &amp;&amp; \text{(cancel $n$)}\\
     &amp;= \frac{1}{S_{xx}}
       \begin{pmatrix}
-      \bar{y}\sum_{i=1}^nx_i^2 - \bar{x}\sum_{i=1}^nx_iy_i\\
-      \sum_{i=1}^nx_iy_i- n \bar{x}\bar{y}
+      {\bar{y}}\sum_{i=1}^nx_i^2 - {\bar{x}}\sum_{i=1}^nx_iy_i\\
+      \sum_{i=1}^nx_iy_i- n {\bar{x}}{\bar{y}}
       \end{pmatrix}
     &amp;&amp; \text{(reorder the terms of the second entry)}\\
     &amp;= \frac{1}{S_{xx}}
       \begin{pmatrix}
-      \bar{y}\mathopen{}\left(S_{xx}+ n\bar{x}^2\right)\mathclose{} - \bar{x}\sum_{i=1}^nx_iy_i\\
-      \sum_{i=1}^nx_iy_i- n \bar{x}\bar{y}
+      {\bar{y}}\mathopen{}\left(S_{xx}+ n{\bar{x}}^2\right)\mathclose{} - {\bar{x}}\sum_{i=1}^nx_iy_i\\
+      \sum_{i=1}^nx_iy_i- n {\bar{x}}{\bar{y}}
       \end{pmatrix}
-    &amp;&amp; \text{($\sum_{i=1}^nx_i^2 = S_{xx}+ n\bar{x}^2$)}\\
+    &amp;&amp; \text{($\sum_{i=1}^nx_i^2 = S_{xx}+ n{\bar{x}}^2$)}\\
     &amp;= \frac{1}{S_{xx}}
       \begin{pmatrix}
-      \bar{y}\mathopen{}\left(S_{xx}+ n\bar{x}^2\right)\mathclose{} - \bar{x}\mathopen{}\left(S_{xy}+ n\bar{x}\bar{y}\right)\mathclose{} \\
-      \mathopen{}\left(S_{xy}+ n\bar{x}\bar{y}\right)\mathclose{} - n \bar{x}\bar{y}
+      {\bar{y}}\mathopen{}\left(S_{xx}+ n{\bar{x}}^2\right)\mathclose{} - {\bar{x}}\mathopen{}\left(S_{xy}+ n{\bar{x}}{\bar{y}}\right)\mathclose{} \\
+      \mathopen{}\left(S_{xy}+ n{\bar{x}}{\bar{y}}\right)\mathclose{} - n {\bar{x}}{\bar{y}}
       \end{pmatrix}
-    &amp;&amp; \text{($\sum_{i=1}^nx_iy_i= S_{xy}+ n\bar{x}\bar{y}$)}\\
+    &amp;&amp; \text{($\sum_{i=1}^nx_iy_i= S_{xy}+ n{\bar{x}}{\bar{y}}$)}\\
     &amp;= \frac{1}{S_{xx}}
       \begin{pmatrix}
-      \bar{y}S_{xx}+ \bar{y}n\bar{x}^2 - \bar{x}S_{xy}- \bar{x}n\bar{x}\bar{y}\\
-      S_{xy}+ n\bar{x}\bar{y}- n \bar{x}\bar{y}
+      {\bar{y}}S_{xx}+ {\bar{y}}n{\bar{x}}^2 - {\bar{x}}S_{xy}- {\bar{x}}n{\bar{x}}{\bar{y}}\\
+      S_{xy}+ n{\bar{x}}{\bar{y}}- n {\bar{x}}{\bar{y}}
       \end{pmatrix}
     &amp;&amp; \text{(distribute)}\\
     &amp;= \frac{1}{S_{xx}}
       \begin{pmatrix}
-      \bar{y}S_{xx}+ n\bar{x}^2\bar{y}- \bar{x}S_{xy}- n\bar{x}\bar{x}\bar{y}\\
-      S_{xy}+ n\bar{x}\bar{y}- n \bar{x}\bar{y}
+      {\bar{y}}S_{xx}+ n{\bar{x}}^2{\bar{y}}- {\bar{x}}S_{xy}- n{\bar{x}}{\bar{x}}{\bar{y}}\\
+      S_{xy}+ n{\bar{x}}{\bar{y}}- n {\bar{x}}{\bar{y}}
       \end{pmatrix}
     &amp;&amp; \text{(reorder the factors)}\\
     &amp;= \frac{1}{S_{xx}}
       \begin{pmatrix}
-      \bar{y}S_{xx}+ n\bar{x}^2\bar{y}- \bar{x}S_{xy}- n\bar{x}^2\bar{y}\\
-      S_{xy}+ n\bar{x}\bar{y}- n \bar{x}\bar{y}
+      {\bar{y}}S_{xx}+ n{\bar{x}}^2{\bar{y}}- {\bar{x}}S_{xy}- n{\bar{x}}^2{\bar{y}}\\
+      S_{xy}+ n{\bar{x}}{\bar{y}}- n {\bar{x}}{\bar{y}}
       \end{pmatrix}
-    &amp;&amp; \text{($\bar{x}\bar{x}= \bar{x}^2$)}\\
+    &amp;&amp; \text{(${\bar{x}}{\bar{x}}= {\bar{x}}^2$)}\\
     &amp;= \frac{1}{S_{xx}}
       \begin{pmatrix}
-      \bar{y}S_{xx}- \bar{x}S_{xy}\\
-      S_{xy}+ n\bar{x}\bar{y}- n \bar{x}\bar{y}
+      {\bar{y}}S_{xx}- {\bar{x}}S_{xy}\\
+      S_{xy}+ n{\bar{x}}{\bar{y}}- n {\bar{x}}{\bar{y}}
       \end{pmatrix}
-    &amp;&amp; \text{(first entry: cancel $\pm n\bar{x}^2\bar{y}$)}\\
+    &amp;&amp; \text{(first entry: cancel $\pm n{\bar{x}}^2{\bar{y}}$)}\\
     &amp;= \frac{1}{S_{xx}}
       \begin{pmatrix}
-      \bar{y}S_{xx}- \bar{x}S_{xy}\\
+      {\bar{y}}S_{xx}- {\bar{x}}S_{xy}\\
       S_{xy}
       \end{pmatrix}
-    &amp;&amp; \text{(second entry: cancel $\pm n\bar{x}\bar{y}$)}\\
+    &amp;&amp; \text{(second entry: cancel $\pm n{\bar{x}}{\bar{y}}$)}\\
     &amp;= \begin{pmatrix}
-      \bar{y}S_{xx}/ S_{xx}- \bar{x}\, S_{xy}/ S_{xx}\\
+      {\bar{y}}S_{xx}/ S_{xx}- {\bar{x}}\, S_{xy}/ S_{xx}\\
       S_{xy}/ S_{xx}
       \end{pmatrix}
     &amp;&amp; \text{(multiply each entry by $1 / S_{xx}$)}\\
     &amp;= \begin{pmatrix}
-      \bar{y}- \bar{x}\, S_{xy}/ S_{xx}\\
+      {\bar{y}}- {\bar{x}}\, S_{xy}/ S_{xx}\\
       S_{xy}/ S_{xx}
       \end{pmatrix}
     &amp;&amp; \text{(cancel $S_{xx}$)}
@@ -42047,7 +42102,7 @@
       <w:r>
         <w:t xml:space="preserve">$$
     \mathord{\smash[b]{\underset{\raise.3ex\hbox{$\scriptstyle\sim$}}{\beta}}\vphantom{\beta}}= A^{-1} \mathord{\smash[b]{\underset{\raise.3ex\hbox{$\scriptstyle\sim$}}{c}}\vphantom{c}}
-    = \begin{pmatrix} \bar{y}- \beta_{x} \bar{x}\\ S_{xy}/ S_{xx}\end{pmatrix}
+    = \begin{pmatrix} {\bar{y}}- \beta_{x} {\bar{x}}\\ S_{xy}/ S_{xx}\end{pmatrix}
     \quad \text{with} \quad \beta_{x} = \frac{S_{xy}}{S_{xx}},
     $$</w:t>
       </w:r>
@@ -48627,9 +48682,16 @@
           <m:e>
             <m:sSubSup>
               <m:e>
-                <m:r>
-                  <m:t>r</m:t>
-                </m:r>
+                <m:acc>
+                  <m:accPr>
+                    <m:chr m:val="̂"/>
+                  </m:accPr>
+                  <m:e>
+                    <m:r>
+                      <m:t>ε</m:t>
+                    </m:r>
+                  </m:e>
+                </m:acc>
               </m:e>
               <m:sub>
                 <m:r>
@@ -48889,9 +48951,16 @@
             <m:e>
               <m:sSub>
                 <m:e>
-                  <m:r>
-                    <m:t>r</m:t>
-                  </m:r>
+                  <m:acc>
+                    <m:accPr>
+                      <m:chr m:val="̂"/>
+                    </m:accPr>
+                    <m:e>
+                      <m:r>
+                        <m:t>ε</m:t>
+                      </m:r>
+                    </m:e>
+                  </m:acc>
                 </m:e>
                 <m:sub>
                   <m:r>
@@ -49748,9 +49817,16 @@
                 <m:e>
                   <m:sSubSup>
                     <m:e>
-                      <m:r>
-                        <m:t>r</m:t>
-                      </m:r>
+                      <m:acc>
+                        <m:accPr>
+                          <m:chr m:val="̂"/>
+                        </m:accPr>
+                        <m:e>
+                          <m:r>
+                            <m:t>ε</m:t>
+                          </m:r>
+                        </m:e>
+                      </m:acc>
                     </m:e>
                     <m:sub>
                       <m:r>
@@ -49948,9 +50024,16 @@
               </m:r>
               <m:sSub>
                 <m:e>
-                  <m:r>
-                    <m:t>r</m:t>
-                  </m:r>
+                  <m:acc>
+                    <m:accPr>
+                      <m:chr m:val="̂"/>
+                    </m:accPr>
+                    <m:e>
+                      <m:r>
+                        <m:t>ε</m:t>
+                      </m:r>
+                    </m:e>
+                  </m:acc>
                 </m:e>
                 <m:sub>
                   <m:r>
@@ -53037,9 +53120,16 @@
             <m:e>
               <m:sSubSup>
                 <m:e>
-                  <m:r>
-                    <m:t>r</m:t>
-                  </m:r>
+                  <m:acc>
+                    <m:accPr>
+                      <m:chr m:val="̂"/>
+                    </m:accPr>
+                    <m:e>
+                      <m:r>
+                        <m:t>ε</m:t>
+                      </m:r>
+                    </m:e>
+                  </m:acc>
                 </m:e>
                 <m:sub>
                   <m:r>
@@ -53538,7 +53628,7 @@
     &amp;= 1 - \frac{S_{yy}- S_{xy}^2 / S_{xx}}{S_{yy}}
     &amp;&amp; \text{(residual sum of squares of the OLS fit)}\\
     &amp;= 1 - \mathopen{}\left(\frac{S_{yy}}{S_{yy}} - \frac{S_{xy}^2 / S_{xx}}{S_{yy}}\right)\mathclose{}
-    &amp;&amp; \text{(split the fraction)}\\
+    &amp;&amp; \text{(distribute the division over the difference)}\\
     &amp;= 1 - \mathopen{}\left(1 - \frac{S_{xy}^2 / S_{xx}}{S_{yy}}\right)\mathclose{}
     &amp;&amp; \text{($S_{yy}/ S_{yy}= 1$)}\\
     &amp;= 1 - 1 + \frac{S_{xy}^2 / S_{xx}}{S_{yy}}
